--- a/research-program/artifacts/dossiers/docx/Collab-Admin.docx
+++ b/research-program/artifacts/dossiers/docx/Collab-Admin.docx
@@ -72,7 +72,7 @@
           <w:i w:val="0"/>
           <w:sz w:val="22"/>
         </w:rPr>
-        <w:t xml:space="preserve"> lines 14–22). It is not an investment-research engine. Work moves Issue → PR → reviewed artifact; month 1 uses collaborator forks and Tim is sole merger (</w:t>
+        <w:t xml:space="preserve"> lines 14–22). It is not an investment-research engine. Work moves Issue → PR → reviewed artifact; month 1 uses collaborator forks and Maintainer is sole merger (</w:t>
       </w:r>
       <w:r>
         <w:rPr>
@@ -776,7 +776,7 @@
                 <w:i w:val="0"/>
                 <w:sz w:val="22"/>
               </w:rPr>
-              <w:t>Owner, scheduled automation</w:t>
+              <w:t>Maintainer, scheduled automation</w:t>
             </w:r>
           </w:p>
         </w:tc>
@@ -1121,7 +1121,7 @@
                 <w:i w:val="0"/>
                 <w:sz w:val="22"/>
               </w:rPr>
-              <w:t>Owner running locally</w:t>
+              <w:t>Maintainer running locally</w:t>
             </w:r>
           </w:p>
         </w:tc>
@@ -4733,10 +4733,10 @@
         <w:rPr>
           <w:rFonts w:ascii="Arial" w:hAnsi="Arial"/>
           <w:b w:val="0"/>
-          <w:i w:val="0"/>
+          <w:i/>
           <w:sz w:val="22"/>
         </w:rPr>
-        <w:t>Verified 2026-09-04T15:55:23Z by Codex: 36 claims checked, 9 corrected, 2 unverifiable</w:t>
+        <w:t>Evidence-checked against source repositories; verification metadata omitted from work bundle.</w:t>
       </w:r>
     </w:p>
     <w:sectPr>
